--- a/06_可直接打开的Word版/00_总览与说明__README_先打开这个.docx
+++ b/06_可直接打开的Word版/00_总览与说明__README_先打开这个.docx
@@ -3,11 +3,11 @@
 <w:document xmlns:wpc="http://schemas.microsoft.com/office/word/2010/wordprocessingCanvas" xmlns:mo="http://schemas.microsoft.com/office/mac/office/2008/main" xmlns:mc="http://schemas.openxmlformats.org/markup-compatibility/2006" xmlns:mv="urn:schemas-microsoft-com:mac:vml" xmlns:o="urn:schemas-microsoft-com:office:office" xmlns:r="http://schemas.openxmlformats.org/officeDocument/2006/relationships" xmlns:m="http://schemas.openxmlformats.org/officeDocument/2006/math" xmlns:v="urn:schemas-microsoft-com:vml" xmlns:wp14="http://schemas.microsoft.com/office/word/2010/wordprocessingDrawing" xmlns:wp="http://schemas.openxmlformats.org/drawingml/2006/wordprocessingDrawing" xmlns:w10="urn:schemas-microsoft-com:office:word" xmlns:w="http://schemas.openxmlformats.org/wordprocessingml/2006/main" xmlns:w14="http://schemas.microsoft.com/office/word/2010/wordml" xmlns:wpg="http://schemas.microsoft.com/office/word/2010/wordprocessingGroup" xmlns:wpi="http://schemas.microsoft.com/office/word/2010/wordprocessingInk" xmlns:wne="http://schemas.microsoft.com/office/word/2006/wordml" xmlns:wps="http://schemas.microsoft.com/office/word/2010/wordprocessingShape" mc:Ignorable="w14 wp14">
   <w:body>
     <w:p>
-      <w:pPr>
-        <w:pStyle w:val="Heading1"/>
-      </w:pPr>
       <w:r>
-        <w:t>医学统计学期末冲刺复习包：先打开这个</w:t>
+        <w:rPr>
+          <w:rFonts w:ascii="Microsoft YaHei" w:hAnsi="Microsoft YaHei" w:eastAsia="Microsoft YaHei"/>
+        </w:rPr>
+        <w:t>﻿# 医学统计学期末冲刺复习包：先打开这个</w:t>
       </w:r>
     </w:p>
     <w:p/>
@@ -15,7 +15,6 @@
       <w:r>
         <w:rPr>
           <w:rFonts w:ascii="Microsoft YaHei" w:hAnsi="Microsoft YaHei" w:eastAsia="Microsoft YaHei"/>
-          <w:sz w:val="22"/>
         </w:rPr>
         <w:t>正式期末考试时间已确认：**2026年6月17日下午**。</w:t>
       </w:r>
@@ -25,9 +24,17 @@
       <w:r>
         <w:rPr>
           <w:rFonts w:ascii="Microsoft YaHei" w:hAnsi="Microsoft YaHei" w:eastAsia="Microsoft YaHei"/>
-          <w:sz w:val="22"/>
         </w:rPr>
         <w:t>现在本地文件已经按类型整理。根目录下主要看 8 个分类文件夹，不再把所有文件混在一起。</w:t>
+      </w:r>
+    </w:p>
+    <w:p/>
+    <w:p>
+      <w:r>
+        <w:rPr>
+          <w:rFonts w:ascii="Microsoft YaHei" w:hAnsi="Microsoft YaHei" w:eastAsia="Microsoft YaHei"/>
+        </w:rPr>
+        <w:t>2026年6月8日模拟考后，复习策略已经调整：接下来不再平均重学每一章，而是优先抢 SPSS 分析大题和混合题型下的检验选择。</w:t>
       </w:r>
     </w:p>
     <w:p/>
@@ -47,7 +54,6 @@
       <w:r>
         <w:rPr>
           <w:rFonts w:ascii="Microsoft YaHei" w:hAnsi="Microsoft YaHei" w:eastAsia="Microsoft YaHei"/>
-          <w:sz w:val="22"/>
         </w:rPr>
         <w:t>看整体结构：`00_总览与说明/14_文件结构总览.md`</w:t>
       </w:r>
@@ -59,9 +65,8 @@
       <w:r>
         <w:rPr>
           <w:rFonts w:ascii="Microsoft YaHei" w:hAnsi="Microsoft YaHei" w:eastAsia="Microsoft YaHei"/>
-          <w:sz w:val="22"/>
         </w:rPr>
-        <w:t>看今日任务：`01_计划与每日笔记/00_每日执行总表.md`</w:t>
+        <w:t>看二轮主计划：`01_计划与每日笔记/00_每日执行总表.md`</w:t>
       </w:r>
     </w:p>
     <w:p>
@@ -71,9 +76,8 @@
       <w:r>
         <w:rPr>
           <w:rFonts w:ascii="Microsoft YaHei" w:hAnsi="Microsoft YaHei" w:eastAsia="Microsoft YaHei"/>
-          <w:sz w:val="22"/>
         </w:rPr>
-        <w:t>看当天笔记：`01_计划与每日笔记/每日笔记/`</w:t>
+        <w:t>看详细抢救计划：`01_计划与每日笔记/15_6月8日模拟考后二轮抢救计划.md`</w:t>
       </w:r>
     </w:p>
     <w:p>
@@ -83,7 +87,17 @@
       <w:r>
         <w:rPr>
           <w:rFonts w:ascii="Microsoft YaHei" w:hAnsi="Microsoft YaHei" w:eastAsia="Microsoft YaHei"/>
-          <w:sz w:val="22"/>
+        </w:rPr>
+        <w:t>练 SPSS 前先看：`04_SPSS操作/00_SPSS机考大题解题流程卡.md`</w:t>
+      </w:r>
+    </w:p>
+    <w:p>
+      <w:pPr>
+        <w:pStyle w:val="ListNumber"/>
+      </w:pPr>
+      <w:r>
+        <w:rPr>
+          <w:rFonts w:ascii="Microsoft YaHei" w:hAnsi="Microsoft YaHei" w:eastAsia="Microsoft YaHei"/>
         </w:rPr>
         <w:t>做选择题：`02_选择题题库/选择题按章节/`</w:t>
       </w:r>
@@ -95,7 +109,6 @@
       <w:r>
         <w:rPr>
           <w:rFonts w:ascii="Microsoft YaHei" w:hAnsi="Microsoft YaHei" w:eastAsia="Microsoft YaHei"/>
-          <w:sz w:val="22"/>
         </w:rPr>
         <w:t>整理错题：`03_错题整理/选择题错题/`</w:t>
       </w:r>
@@ -107,19 +120,6 @@
       <w:r>
         <w:rPr>
           <w:rFonts w:ascii="Microsoft YaHei" w:hAnsi="Microsoft YaHei" w:eastAsia="Microsoft YaHei"/>
-          <w:sz w:val="22"/>
-        </w:rPr>
-        <w:t>练 SPSS：`04_SPSS操作/`</w:t>
-      </w:r>
-    </w:p>
-    <w:p>
-      <w:pPr>
-        <w:pStyle w:val="ListNumber"/>
-      </w:pPr>
-      <w:r>
-        <w:rPr>
-          <w:rFonts w:ascii="Microsoft YaHei" w:hAnsi="Microsoft YaHei" w:eastAsia="Microsoft YaHei"/>
-          <w:sz w:val="22"/>
         </w:rPr>
         <w:t>查课件和数据：`05_课程讲义与教材/`</w:t>
       </w:r>
@@ -131,7 +131,6 @@
       <w:r>
         <w:rPr>
           <w:rFonts w:ascii="Microsoft YaHei" w:hAnsi="Microsoft YaHei" w:eastAsia="Microsoft YaHei"/>
-          <w:sz w:val="22"/>
         </w:rPr>
         <w:t>想直接打开 Word：`06_可直接打开的Word版/`</w:t>
       </w:r>
@@ -153,9 +152,8 @@
       <w:r>
         <w:rPr>
           <w:rFonts w:ascii="Microsoft YaHei" w:hAnsi="Microsoft YaHei" w:eastAsia="Microsoft YaHei"/>
-          <w:sz w:val="22"/>
         </w:rPr>
-        <w:t>看懂当天主题解决什么问题。</w:t>
+        <w:t>SPSS 至少完整做 2 题。</w:t>
       </w:r>
     </w:p>
     <w:p>
@@ -165,9 +163,8 @@
       <w:r>
         <w:rPr>
           <w:rFonts w:ascii="Microsoft YaHei" w:hAnsi="Microsoft YaHei" w:eastAsia="Microsoft YaHei"/>
-          <w:sz w:val="22"/>
         </w:rPr>
-        <w:t>记住当天 SPSS 菜单路径。</w:t>
+        <w:t>每题写清楚资料类型、统计方法、菜单路径、输出表、P值和结论。</w:t>
       </w:r>
     </w:p>
     <w:p>
@@ -177,9 +174,8 @@
       <w:r>
         <w:rPr>
           <w:rFonts w:ascii="Microsoft YaHei" w:hAnsi="Microsoft YaHei" w:eastAsia="Microsoft YaHei"/>
-          <w:sz w:val="22"/>
         </w:rPr>
-        <w:t>做当天选择题或操作题。</w:t>
+        <w:t>复盘至少 5 道选择题错题或模拟考不会题。</w:t>
       </w:r>
     </w:p>
     <w:p>
@@ -189,9 +185,8 @@
       <w:r>
         <w:rPr>
           <w:rFonts w:ascii="Microsoft YaHei" w:hAnsi="Microsoft YaHei" w:eastAsia="Microsoft YaHei"/>
-          <w:sz w:val="22"/>
         </w:rPr>
-        <w:t>错题必须写原题、你的答案、正确答案，并解释每个选项为什么对或错。</w:t>
+        <w:t>睡前默写 3 个菜单路径。</w:t>
       </w:r>
     </w:p>
     <w:p/>
@@ -211,7 +206,6 @@
       <w:r>
         <w:rPr>
           <w:rFonts w:ascii="Microsoft YaHei" w:hAnsi="Microsoft YaHei" w:eastAsia="Microsoft YaHei"/>
-          <w:sz w:val="22"/>
         </w:rPr>
         <w:t>用什么检验。</w:t>
       </w:r>
@@ -223,7 +217,6 @@
       <w:r>
         <w:rPr>
           <w:rFonts w:ascii="Microsoft YaHei" w:hAnsi="Microsoft YaHei" w:eastAsia="Microsoft YaHei"/>
-          <w:sz w:val="22"/>
         </w:rPr>
         <w:t>SPSS 菜单在哪里。</w:t>
       </w:r>
@@ -235,7 +228,6 @@
       <w:r>
         <w:rPr>
           <w:rFonts w:ascii="Microsoft YaHei" w:hAnsi="Microsoft YaHei" w:eastAsia="Microsoft YaHei"/>
-          <w:sz w:val="22"/>
         </w:rPr>
         <w:t>输出表看哪个 P 值，结论怎么写。</w:t>
       </w:r>
@@ -245,7 +237,6 @@
       <w:r>
         <w:rPr>
           <w:rFonts w:ascii="Microsoft YaHei" w:hAnsi="Microsoft YaHei" w:eastAsia="Microsoft YaHei"/>
-          <w:sz w:val="22"/>
         </w:rPr>
         <w:t>固定结论模板：</w:t>
       </w:r>
@@ -255,12 +246,10 @@
       <w:r>
         <w:rPr>
           <w:rFonts w:ascii="Microsoft YaHei" w:hAnsi="Microsoft YaHei" w:eastAsia="Microsoft YaHei"/>
-          <w:sz w:val="22"/>
         </w:rPr>
         <w:t>`采用……检验，结果显示 P=……。按 α=0.05 水准，差异有/无统计学意义。`</w:t>
       </w:r>
     </w:p>
-    <w:p/>
     <w:sectPr>
       <w:pgSz w:w="12240" w:h="15840"/>
       <w:pgMar w:top="1440" w:right="1800" w:bottom="1440" w:left="1800" w:header="720" w:footer="720" w:gutter="0"/>
@@ -636,7 +625,7 @@
     <w:rsid w:val="00FC693F"/>
     <w:rPr>
       <w:rFonts w:ascii="Microsoft YaHei" w:hAnsi="Microsoft YaHei" w:eastAsia="Microsoft YaHei"/>
-      <w:sz w:val="22"/>
+      <w:sz w:val="21"/>
     </w:rPr>
   </w:style>
   <w:style w:type="paragraph" w:styleId="Header">

--- a/06_可直接打开的Word版/00_总览与说明__README_先打开这个.docx
+++ b/06_可直接打开的Word版/00_总览与说明__README_先打开这个.docx
@@ -4,37 +4,31 @@
   <w:body>
     <w:p>
       <w:r>
-        <w:rPr>
-          <w:rFonts w:ascii="Microsoft YaHei" w:hAnsi="Microsoft YaHei" w:eastAsia="Microsoft YaHei"/>
-        </w:rPr>
         <w:t>﻿# 医学统计学期末冲刺复习包：先打开这个</w:t>
       </w:r>
     </w:p>
     <w:p/>
     <w:p>
       <w:r>
-        <w:rPr>
-          <w:rFonts w:ascii="Microsoft YaHei" w:hAnsi="Microsoft YaHei" w:eastAsia="Microsoft YaHei"/>
-        </w:rPr>
         <w:t>正式期末考试时间已确认：**2026年6月17日下午**。</w:t>
       </w:r>
     </w:p>
     <w:p/>
     <w:p>
       <w:r>
-        <w:rPr>
-          <w:rFonts w:ascii="Microsoft YaHei" w:hAnsi="Microsoft YaHei" w:eastAsia="Microsoft YaHei"/>
-        </w:rPr>
         <w:t>现在本地文件已经按类型整理。根目录下主要看 8 个分类文件夹，不再把所有文件混在一起。</w:t>
       </w:r>
     </w:p>
     <w:p/>
     <w:p>
       <w:r>
-        <w:rPr>
-          <w:rFonts w:ascii="Microsoft YaHei" w:hAnsi="Microsoft YaHei" w:eastAsia="Microsoft YaHei"/>
-        </w:rPr>
-        <w:t>2026年6月8日模拟考后，复习策略已经调整：接下来不再平均重学每一章，而是优先抢 SPSS 分析大题和混合题型下的检验选择。</w:t>
+        <w:t>2026年6月11日起，复习策略按考前极限保分版执行：不再平均重学每一章，而是优先抢 SPSS 分析大题和混合题型下的检验选择。</w:t>
+      </w:r>
+    </w:p>
+    <w:p/>
+    <w:p>
+      <w:r>
+        <w:t>2026年6月10日新增同学作业补充练习，已整理到 `04_SPSS操作/同学作业zzw`。这部分最适合用来训练“先看题干和数据，再自己判断该用什么方法”。</w:t>
       </w:r>
     </w:p>
     <w:p/>
@@ -52,9 +46,6 @@
         <w:pStyle w:val="ListNumber"/>
       </w:pPr>
       <w:r>
-        <w:rPr>
-          <w:rFonts w:ascii="Microsoft YaHei" w:hAnsi="Microsoft YaHei" w:eastAsia="Microsoft YaHei"/>
-        </w:rPr>
         <w:t>看整体结构：`00_总览与说明/14_文件结构总览.md`</w:t>
       </w:r>
     </w:p>
@@ -63,10 +54,7 @@
         <w:pStyle w:val="ListNumber"/>
       </w:pPr>
       <w:r>
-        <w:rPr>
-          <w:rFonts w:ascii="Microsoft YaHei" w:hAnsi="Microsoft YaHei" w:eastAsia="Microsoft YaHei"/>
-        </w:rPr>
-        <w:t>看二轮主计划：`01_计划与每日笔记/00_每日执行总表.md`</w:t>
+        <w:t>看当前主计划：`01_计划与每日笔记/00_每日执行总表.md`</w:t>
       </w:r>
     </w:p>
     <w:p>
@@ -74,10 +62,7 @@
         <w:pStyle w:val="ListNumber"/>
       </w:pPr>
       <w:r>
-        <w:rPr>
-          <w:rFonts w:ascii="Microsoft YaHei" w:hAnsi="Microsoft YaHei" w:eastAsia="Microsoft YaHei"/>
-        </w:rPr>
-        <w:t>看详细抢救计划：`01_计划与每日笔记/15_6月8日模拟考后二轮抢救计划.md`</w:t>
+        <w:t>看极限保分计划：`01_计划与每日笔记/16_6月11日考前极限保分计划.md`</w:t>
       </w:r>
     </w:p>
     <w:p>
@@ -85,9 +70,6 @@
         <w:pStyle w:val="ListNumber"/>
       </w:pPr>
       <w:r>
-        <w:rPr>
-          <w:rFonts w:ascii="Microsoft YaHei" w:hAnsi="Microsoft YaHei" w:eastAsia="Microsoft YaHei"/>
-        </w:rPr>
         <w:t>练 SPSS 前先看：`04_SPSS操作/00_SPSS机考大题解题流程卡.md`</w:t>
       </w:r>
     </w:p>
@@ -96,9 +78,14 @@
         <w:pStyle w:val="ListNumber"/>
       </w:pPr>
       <w:r>
-        <w:rPr>
-          <w:rFonts w:ascii="Microsoft YaHei" w:hAnsi="Microsoft YaHei" w:eastAsia="Microsoft YaHei"/>
-        </w:rPr>
+        <w:t>做同学作业补充练习：`04_SPSS操作/同学作业zzw/README.md`</w:t>
+      </w:r>
+    </w:p>
+    <w:p>
+      <w:pPr>
+        <w:pStyle w:val="ListNumber"/>
+      </w:pPr>
+      <w:r>
         <w:t>做选择题：`02_选择题题库/选择题按章节/`</w:t>
       </w:r>
     </w:p>
@@ -107,9 +94,6 @@
         <w:pStyle w:val="ListNumber"/>
       </w:pPr>
       <w:r>
-        <w:rPr>
-          <w:rFonts w:ascii="Microsoft YaHei" w:hAnsi="Microsoft YaHei" w:eastAsia="Microsoft YaHei"/>
-        </w:rPr>
         <w:t>整理错题：`03_错题整理/选择题错题/`</w:t>
       </w:r>
     </w:p>
@@ -118,9 +102,6 @@
         <w:pStyle w:val="ListNumber"/>
       </w:pPr>
       <w:r>
-        <w:rPr>
-          <w:rFonts w:ascii="Microsoft YaHei" w:hAnsi="Microsoft YaHei" w:eastAsia="Microsoft YaHei"/>
-        </w:rPr>
         <w:t>查课件和数据：`05_课程讲义与教材/`</w:t>
       </w:r>
     </w:p>
@@ -129,9 +110,6 @@
         <w:pStyle w:val="ListNumber"/>
       </w:pPr>
       <w:r>
-        <w:rPr>
-          <w:rFonts w:ascii="Microsoft YaHei" w:hAnsi="Microsoft YaHei" w:eastAsia="Microsoft YaHei"/>
-        </w:rPr>
         <w:t>想直接打开 Word：`06_可直接打开的Word版/`</w:t>
       </w:r>
     </w:p>
@@ -150,9 +128,6 @@
         <w:pStyle w:val="ListNumber"/>
       </w:pPr>
       <w:r>
-        <w:rPr>
-          <w:rFonts w:ascii="Microsoft YaHei" w:hAnsi="Microsoft YaHei" w:eastAsia="Microsoft YaHei"/>
-        </w:rPr>
         <w:t>SPSS 至少完整做 2 题。</w:t>
       </w:r>
     </w:p>
@@ -161,9 +136,6 @@
         <w:pStyle w:val="ListNumber"/>
       </w:pPr>
       <w:r>
-        <w:rPr>
-          <w:rFonts w:ascii="Microsoft YaHei" w:hAnsi="Microsoft YaHei" w:eastAsia="Microsoft YaHei"/>
-        </w:rPr>
         <w:t>每题写清楚资料类型、统计方法、菜单路径、输出表、P值和结论。</w:t>
       </w:r>
     </w:p>
@@ -172,9 +144,6 @@
         <w:pStyle w:val="ListNumber"/>
       </w:pPr>
       <w:r>
-        <w:rPr>
-          <w:rFonts w:ascii="Microsoft YaHei" w:hAnsi="Microsoft YaHei" w:eastAsia="Microsoft YaHei"/>
-        </w:rPr>
         <w:t>复盘至少 5 道选择题错题或模拟考不会题。</w:t>
       </w:r>
     </w:p>
@@ -183,9 +152,6 @@
         <w:pStyle w:val="ListNumber"/>
       </w:pPr>
       <w:r>
-        <w:rPr>
-          <w:rFonts w:ascii="Microsoft YaHei" w:hAnsi="Microsoft YaHei" w:eastAsia="Microsoft YaHei"/>
-        </w:rPr>
         <w:t>睡前默写 3 个菜单路径。</w:t>
       </w:r>
     </w:p>
@@ -204,9 +170,6 @@
         <w:pStyle w:val="ListBullet"/>
       </w:pPr>
       <w:r>
-        <w:rPr>
-          <w:rFonts w:ascii="Microsoft YaHei" w:hAnsi="Microsoft YaHei" w:eastAsia="Microsoft YaHei"/>
-        </w:rPr>
         <w:t>用什么检验。</w:t>
       </w:r>
     </w:p>
@@ -215,9 +178,6 @@
         <w:pStyle w:val="ListBullet"/>
       </w:pPr>
       <w:r>
-        <w:rPr>
-          <w:rFonts w:ascii="Microsoft YaHei" w:hAnsi="Microsoft YaHei" w:eastAsia="Microsoft YaHei"/>
-        </w:rPr>
         <w:t>SPSS 菜单在哪里。</w:t>
       </w:r>
     </w:p>
@@ -226,27 +186,18 @@
         <w:pStyle w:val="ListBullet"/>
       </w:pPr>
       <w:r>
-        <w:rPr>
-          <w:rFonts w:ascii="Microsoft YaHei" w:hAnsi="Microsoft YaHei" w:eastAsia="Microsoft YaHei"/>
-        </w:rPr>
         <w:t>输出表看哪个 P 值，结论怎么写。</w:t>
       </w:r>
     </w:p>
     <w:p/>
     <w:p>
       <w:r>
-        <w:rPr>
-          <w:rFonts w:ascii="Microsoft YaHei" w:hAnsi="Microsoft YaHei" w:eastAsia="Microsoft YaHei"/>
-        </w:rPr>
         <w:t>固定结论模板：</w:t>
       </w:r>
     </w:p>
     <w:p/>
     <w:p>
       <w:r>
-        <w:rPr>
-          <w:rFonts w:ascii="Microsoft YaHei" w:hAnsi="Microsoft YaHei" w:eastAsia="Microsoft YaHei"/>
-        </w:rPr>
         <w:t>`采用……检验，结果显示 P=……。按 α=0.05 水准，差异有/无统计学意义。`</w:t>
       </w:r>
     </w:p>
@@ -624,7 +575,7 @@
     <w:qFormat/>
     <w:rsid w:val="00FC693F"/>
     <w:rPr>
-      <w:rFonts w:ascii="Microsoft YaHei" w:hAnsi="Microsoft YaHei" w:eastAsia="Microsoft YaHei"/>
+      <w:rFonts w:ascii="Microsoft YaHei" w:hAnsi="Microsoft YaHei"/>
       <w:sz w:val="21"/>
     </w:rPr>
   </w:style>
